--- a/downloads/student/Unit 03/Handout 03.11 - Conflict Scenarios Coach Checklist and Repair Steps.docx
+++ b/downloads/student/Unit 03/Handout 03.11 - Conflict Scenarios Coach Checklist and Repair Steps.docx
@@ -1961,7 +1961,7 @@
         <w:pStyle w:val="BodyText"/>
       </w:pPr>
       <w:r>
-        <w:t xml:space="preserve">Adults who can help: a parent or guardian, the teacher, the counselor (, room ______), the dean, any teacher.</w:t>
+        <w:t xml:space="preserve">Adults who can help: a parent or guardian, the teacher, the counselor (room ______), the dean, any teacher.</w:t>
       </w:r>
     </w:p>
     <w:p>
